--- a/do-an/Chuong_2/Bao_cao/Tran Ngoc Thao Vy_25210242_ Mo hinh hoa quy trinh ho tro (Support Process).docx
+++ b/do-an/Chuong_2/Bao_cao/Tran Ngoc Thao Vy_25210242_ Mo hinh hoa quy trinh ho tro (Support Process).docx
@@ -160,6 +160,7 @@
       <w:r>
         <w:rPr>
           <w:rFonts w:asciiTheme="majorHAnsi" w:hAnsiTheme="majorHAnsi" w:cstheme="majorHAnsi"/>
+          <w:noProof/>
           <w:sz w:val="26"/>
           <w:szCs w:val="26"/>
           <w:lang w:val="en-US"/>
@@ -1098,10 +1099,10 @@
           <w:lang w:val="en-US"/>
         </w:rPr>
         <w:drawing>
-          <wp:inline distT="0" distB="0" distL="0" distR="0" wp14:anchorId="489895A8" wp14:editId="6B5A4B71">
-            <wp:extent cx="5731510" cy="2120900"/>
-            <wp:effectExtent l="0" t="0" r="2540" b="0"/>
-            <wp:docPr id="651377109" name="Picture 4"/>
+          <wp:inline distT="0" distB="0" distL="0" distR="0" wp14:anchorId="2B248695" wp14:editId="4D6F58F9">
+            <wp:extent cx="5731510" cy="2320925"/>
+            <wp:effectExtent l="0" t="0" r="2540" b="3175"/>
+            <wp:docPr id="1944033819" name="Picture 4"/>
             <wp:cNvGraphicFramePr>
               <a:graphicFrameLocks xmlns:a="http://schemas.openxmlformats.org/drawingml/2006/main" noChangeAspect="1"/>
             </wp:cNvGraphicFramePr>
@@ -1130,7 +1131,7 @@
                   <pic:spPr bwMode="auto">
                     <a:xfrm>
                       <a:off x="0" y="0"/>
-                      <a:ext cx="5731510" cy="2120900"/>
+                      <a:ext cx="5731510" cy="2320925"/>
                     </a:xfrm>
                     <a:prstGeom prst="rect">
                       <a:avLst/>
@@ -2065,6 +2066,7 @@
       <w:r>
         <w:rPr>
           <w:rFonts w:asciiTheme="majorHAnsi" w:hAnsiTheme="majorHAnsi" w:cstheme="majorHAnsi"/>
+          <w:noProof/>
           <w:sz w:val="26"/>
           <w:szCs w:val="26"/>
           <w:lang w:val="en-US"/>

--- a/do-an/Chuong_2/Bao_cao/Tran Ngoc Thao Vy_25210242_ Mo hinh hoa quy trinh ho tro (Support Process).docx
+++ b/do-an/Chuong_2/Bao_cao/Tran Ngoc Thao Vy_25210242_ Mo hinh hoa quy trinh ho tro (Support Process).docx
@@ -160,16 +160,15 @@
       <w:r>
         <w:rPr>
           <w:rFonts w:asciiTheme="majorHAnsi" w:hAnsiTheme="majorHAnsi" w:cstheme="majorHAnsi"/>
-          <w:noProof/>
           <w:sz w:val="26"/>
           <w:szCs w:val="26"/>
           <w:lang w:val="en-US"/>
         </w:rPr>
         <w:drawing>
-          <wp:inline distT="0" distB="0" distL="0" distR="0" wp14:anchorId="027DBCAB" wp14:editId="5B69817A">
-            <wp:extent cx="5731510" cy="1858645"/>
+          <wp:inline distT="0" distB="0" distL="0" distR="0" wp14:anchorId="49651EF6" wp14:editId="3C27848B">
+            <wp:extent cx="5731510" cy="2582545"/>
             <wp:effectExtent l="0" t="0" r="2540" b="8255"/>
-            <wp:docPr id="1820803138" name="Picture 2"/>
+            <wp:docPr id="1422245948" name="Picture 2"/>
             <wp:cNvGraphicFramePr>
               <a:graphicFrameLocks xmlns:a="http://schemas.openxmlformats.org/drawingml/2006/main" noChangeAspect="1"/>
             </wp:cNvGraphicFramePr>
@@ -198,7 +197,7 @@
                   <pic:spPr bwMode="auto">
                     <a:xfrm>
                       <a:off x="0" y="0"/>
-                      <a:ext cx="5731510" cy="1858645"/>
+                      <a:ext cx="5731510" cy="2582545"/>
                     </a:xfrm>
                     <a:prstGeom prst="rect">
                       <a:avLst/>
@@ -366,6 +365,7 @@
           <w:szCs w:val="26"/>
           <w:lang w:val="en-US"/>
         </w:rPr>
+        <w:lastRenderedPageBreak/>
         <w:t xml:space="preserve">Khách hàng: </w:t>
       </w:r>
       <w:r>
@@ -399,7 +399,6 @@
           <w:sz w:val="26"/>
           <w:szCs w:val="26"/>
         </w:rPr>
-        <w:lastRenderedPageBreak/>
         <w:t>Nhân viên bán hàng/Thu ngân</w:t>
       </w:r>
       <w:r>
@@ -961,16 +960,8 @@
           <w:sz w:val="26"/>
           <w:szCs w:val="26"/>
         </w:rPr>
-        <w:t xml:space="preserve">Thông qua mô hình, có thể theo dõi luồng xử lý từ lúc khách hàng đăng ký thành viên đến khi giao dịch được ghi nhận và điểm tích lũy được cập nhật. Đồng thời, mô </w:t>
-      </w:r>
-      <w:r>
-        <w:rPr>
-          <w:rFonts w:asciiTheme="majorHAnsi" w:hAnsiTheme="majorHAnsi" w:cstheme="majorHAnsi"/>
-          <w:sz w:val="26"/>
-          <w:szCs w:val="26"/>
-        </w:rPr>
         <w:lastRenderedPageBreak/>
-        <w:t>hình thể hiện rõ các điểm quyết định liên quan đến thông tin tài khoản, giao dịch và điều kiện tích điểm.</w:t>
+        <w:t>Thông qua mô hình, có thể theo dõi luồng xử lý từ lúc khách hàng đăng ký thành viên đến khi giao dịch được ghi nhận và điểm tích lũy được cập nhật. Đồng thời, mô hình thể hiện rõ các điểm quyết định liên quan đến thông tin tài khoản, giao dịch và điều kiện tích điểm.</w:t>
       </w:r>
     </w:p>
     <w:p>
@@ -1094,6 +1085,7 @@
       <w:r>
         <w:rPr>
           <w:rFonts w:asciiTheme="majorHAnsi" w:hAnsiTheme="majorHAnsi" w:cstheme="majorHAnsi"/>
+          <w:noProof/>
           <w:sz w:val="26"/>
           <w:szCs w:val="26"/>
           <w:lang w:val="en-US"/>
@@ -1235,6 +1227,7 @@
           <w:sz w:val="26"/>
           <w:szCs w:val="26"/>
         </w:rPr>
+        <w:lastRenderedPageBreak/>
         <w:t>Các luồng xử lý chính</w:t>
       </w:r>
     </w:p>
@@ -1279,7 +1272,6 @@
           <w:sz w:val="26"/>
           <w:szCs w:val="26"/>
         </w:rPr>
-        <w:lastRenderedPageBreak/>
         <w:t xml:space="preserve">Khách hàng: </w:t>
       </w:r>
       <w:r>
@@ -1860,7 +1852,16 @@
           <w:sz w:val="26"/>
           <w:szCs w:val="26"/>
         </w:rPr>
-        <w:t>Các trường hợp như thông tin khiếu nại không đầy đủ, không xác định được thông tin đơn hàng, khiếu nại cần chuyển đến bộ phận chuyên môn, khiếu nại không đủ cơ sở xử lý hoặc khách hàng chưa đồng ý với kết quả được thể hiện bằng các nhánh xử lý riêng trong mô hình.</w:t>
+        <w:t xml:space="preserve">Các trường hợp như thông tin khiếu nại không đầy đủ, không xác định được thông tin đơn hàng, khiếu nại cần chuyển đến bộ phận chuyên môn, khiếu nại không đủ </w:t>
+      </w:r>
+      <w:r>
+        <w:rPr>
+          <w:rFonts w:asciiTheme="majorHAnsi" w:hAnsiTheme="majorHAnsi" w:cstheme="majorHAnsi"/>
+          <w:sz w:val="26"/>
+          <w:szCs w:val="26"/>
+        </w:rPr>
+        <w:lastRenderedPageBreak/>
+        <w:t>cơ sở xử lý hoặc khách hàng chưa đồng ý với kết quả được thể hiện bằng các nhánh xử lý riêng trong mô hình.</w:t>
       </w:r>
     </w:p>
     <w:p>
@@ -1911,7 +1912,6 @@
           <w:sz w:val="26"/>
           <w:szCs w:val="26"/>
         </w:rPr>
-        <w:lastRenderedPageBreak/>
         <w:t>Mô hình BPMN giúp thể hiện trực quan trình tự tiếp nhận và xử lý khiếu nại, trách nhiệm của từng bộ phận và sự trao đổi thông tin giữa khách hàng, bộ phận chăm sóc khách hàng và các bộ phận liên quan của FAHASA.</w:t>
       </w:r>
     </w:p>
@@ -2066,16 +2066,15 @@
       <w:r>
         <w:rPr>
           <w:rFonts w:asciiTheme="majorHAnsi" w:hAnsiTheme="majorHAnsi" w:cstheme="majorHAnsi"/>
-          <w:noProof/>
           <w:sz w:val="26"/>
           <w:szCs w:val="26"/>
           <w:lang w:val="en-US"/>
         </w:rPr>
         <w:drawing>
-          <wp:inline distT="0" distB="0" distL="0" distR="0" wp14:anchorId="694E252B" wp14:editId="13D825D8">
+          <wp:inline distT="0" distB="0" distL="0" distR="0" wp14:anchorId="2C0EEAB3" wp14:editId="4591A4A1">
             <wp:extent cx="5731510" cy="1646555"/>
             <wp:effectExtent l="0" t="0" r="2540" b="0"/>
-            <wp:docPr id="1931220832" name="Picture 6"/>
+            <wp:docPr id="2143805692" name="Picture 4"/>
             <wp:cNvGraphicFramePr>
               <a:graphicFrameLocks xmlns:a="http://schemas.openxmlformats.org/drawingml/2006/main" noChangeAspect="1"/>
             </wp:cNvGraphicFramePr>
@@ -2083,7 +2082,7 @@
               <a:graphicData uri="http://schemas.openxmlformats.org/drawingml/2006/picture">
                 <pic:pic xmlns:pic="http://schemas.openxmlformats.org/drawingml/2006/picture">
                   <pic:nvPicPr>
-                    <pic:cNvPr id="0" name="Picture 20"/>
+                    <pic:cNvPr id="0" name="Picture 13"/>
                     <pic:cNvPicPr>
                       <a:picLocks noChangeAspect="1" noChangeArrowheads="1"/>
                     </pic:cNvPicPr>
@@ -2196,7 +2195,7 @@
           <w:sz w:val="26"/>
           <w:szCs w:val="26"/>
         </w:rPr>
-        <w:t xml:space="preserve">Mô hình thể hiện toàn bộ quy trình từ khi khách hàng sỉ gửi yêu cầu mua hàng, cung cấp thông tin về sản phẩm và số lượng, đến khi bộ phận kinh doanh tiếp nhận và kiểm tra điều kiện mua sỉ. Sau đó, bộ phận phụ trách kiểm tra khả năng đáp ứng sản phẩm, tư vấn chính sách và báo giá cho khách hàng. Khi khách hàng xác nhận, đơn </w:t>
+        <w:t xml:space="preserve">Mô hình thể hiện toàn bộ quy trình từ khi khách hàng sỉ gửi yêu cầu mua hàng, cung cấp thông tin về sản phẩm và số lượng, đến khi bộ phận kinh doanh tiếp nhận và </w:t>
       </w:r>
       <w:r>
         <w:rPr>
@@ -2205,7 +2204,7 @@
           <w:szCs w:val="26"/>
         </w:rPr>
         <w:lastRenderedPageBreak/>
-        <w:t>hàng được tạo, thanh toán được kiểm tra, sản phẩm được chuẩn bị và bàn giao để giao đến khách hàng. Cuối cùng, trạng thái đơn hàng được cập nhật trên hệ thống.</w:t>
+        <w:t>kiểm tra điều kiện mua sỉ. Sau đó, bộ phận phụ trách kiểm tra khả năng đáp ứng sản phẩm, tư vấn chính sách và báo giá cho khách hàng. Khi khách hàng xác nhận, đơn hàng được tạo, thanh toán được kiểm tra, sản phẩm được chuẩn bị và bàn giao để giao đến khách hàng. Cuối cùng, trạng thái đơn hàng được cập nhật trên hệ thống.</w:t>
       </w:r>
     </w:p>
     <w:p>
@@ -2873,16 +2872,8 @@
           <w:sz w:val="26"/>
           <w:szCs w:val="26"/>
         </w:rPr>
-        <w:t xml:space="preserve">Các trường hợp như thông tin khách hàng không đầy đủ, khách hàng không đáp ứng điều kiện mua sỉ, sản phẩm không đủ số lượng, khách hàng không đồng ý với báo </w:t>
-      </w:r>
-      <w:r>
-        <w:rPr>
-          <w:rFonts w:asciiTheme="majorHAnsi" w:hAnsiTheme="majorHAnsi" w:cstheme="majorHAnsi"/>
-          <w:sz w:val="26"/>
-          <w:szCs w:val="26"/>
-        </w:rPr>
         <w:lastRenderedPageBreak/>
-        <w:t>giá, thanh toán không được xác nhận hoặc đơn hàng phát sinh vấn đề trong quá trình giao hàng được thể hiện bằng các nhánh xử lý riêng trong mô hình.</w:t>
+        <w:t>Các trường hợp như thông tin khách hàng không đầy đủ, khách hàng không đáp ứng điều kiện mua sỉ, sản phẩm không đủ số lượng, khách hàng không đồng ý với báo giá, thanh toán không được xác nhận hoặc đơn hàng phát sinh vấn đề trong quá trình giao hàng được thể hiện bằng các nhánh xử lý riêng trong mô hình.</w:t>
       </w:r>
     </w:p>
     <w:p>

--- a/do-an/Chuong_2/Bao_cao/Tran Ngoc Thao Vy_25210242_ Mo hinh hoa quy trinh ho tro (Support Process).docx
+++ b/do-an/Chuong_2/Bao_cao/Tran Ngoc Thao Vy_25210242_ Mo hinh hoa quy trinh ho tro (Support Process).docx
@@ -160,6 +160,7 @@
       <w:r>
         <w:rPr>
           <w:rFonts w:asciiTheme="majorHAnsi" w:hAnsiTheme="majorHAnsi" w:cstheme="majorHAnsi"/>
+          <w:noProof/>
           <w:sz w:val="26"/>
           <w:szCs w:val="26"/>
           <w:lang w:val="en-US"/>
@@ -1085,16 +1086,15 @@
       <w:r>
         <w:rPr>
           <w:rFonts w:asciiTheme="majorHAnsi" w:hAnsiTheme="majorHAnsi" w:cstheme="majorHAnsi"/>
-          <w:noProof/>
           <w:sz w:val="26"/>
           <w:szCs w:val="26"/>
           <w:lang w:val="en-US"/>
         </w:rPr>
         <w:drawing>
-          <wp:inline distT="0" distB="0" distL="0" distR="0" wp14:anchorId="2B248695" wp14:editId="4D6F58F9">
+          <wp:inline distT="0" distB="0" distL="0" distR="0" wp14:anchorId="7B9D43DE" wp14:editId="5FAEF5EC">
             <wp:extent cx="5731510" cy="2320925"/>
             <wp:effectExtent l="0" t="0" r="2540" b="3175"/>
-            <wp:docPr id="1944033819" name="Picture 4"/>
+            <wp:docPr id="971013338" name="Picture 2"/>
             <wp:cNvGraphicFramePr>
               <a:graphicFrameLocks xmlns:a="http://schemas.openxmlformats.org/drawingml/2006/main" noChangeAspect="1"/>
             </wp:cNvGraphicFramePr>
@@ -1102,7 +1102,7 @@
               <a:graphicData uri="http://schemas.openxmlformats.org/drawingml/2006/picture">
                 <pic:pic xmlns:pic="http://schemas.openxmlformats.org/drawingml/2006/picture">
                   <pic:nvPicPr>
-                    <pic:cNvPr id="0" name="Picture 13"/>
+                    <pic:cNvPr id="0" name="Picture 6"/>
                     <pic:cNvPicPr>
                       <a:picLocks noChangeAspect="1" noChangeArrowheads="1"/>
                     </pic:cNvPicPr>
@@ -2066,6 +2066,7 @@
       <w:r>
         <w:rPr>
           <w:rFonts w:asciiTheme="majorHAnsi" w:hAnsiTheme="majorHAnsi" w:cstheme="majorHAnsi"/>
+          <w:noProof/>
           <w:sz w:val="26"/>
           <w:szCs w:val="26"/>
           <w:lang w:val="en-US"/>
